--- a/Текст и прочее/Тех. задание.docx
+++ b/Текст и прочее/Тех. задание.docx
@@ -1,6 +1,6 @@
 
 <file path=word/document.xml><?xml version="1.0" encoding="utf-8"?>
-<w:document xmlns:wpc="http://schemas.microsoft.com/office/word/2010/wordprocessingCanvas" xmlns:cx="http://schemas.microsoft.com/office/drawing/2014/chartex" xmlns:mc="http://schemas.openxmlformats.org/markup-compatibility/2006" xmlns:o="urn:schemas-microsoft-com:office:office" xmlns:r="http://schemas.openxmlformats.org/officeDocument/2006/relationships" xmlns:m="http://schemas.openxmlformats.org/officeDocument/2006/math" xmlns:v="urn:schemas-microsoft-com:vml" xmlns:wp14="http://schemas.microsoft.com/office/word/2010/wordprocessingDrawing" xmlns:wp="http://schemas.openxmlformats.org/drawingml/2006/wordprocessingDrawing" xmlns:w10="urn:schemas-microsoft-com:office:word" xmlns:w="http://schemas.openxmlformats.org/wordprocessingml/2006/main" xmlns:w14="http://schemas.microsoft.com/office/word/2010/wordml" xmlns:w15="http://schemas.microsoft.com/office/word/2012/wordml" xmlns:w16se="http://schemas.microsoft.com/office/word/2015/wordml/symex" xmlns:wpg="http://schemas.microsoft.com/office/word/2010/wordprocessingGroup" xmlns:wpi="http://schemas.microsoft.com/office/word/2010/wordprocessingInk" xmlns:wne="http://schemas.microsoft.com/office/word/2006/wordml" xmlns:wps="http://schemas.microsoft.com/office/word/2010/wordprocessingShape" mc:Ignorable="w14 w15 w16se wp14">
+<w:document xmlns:wpc="http://schemas.microsoft.com/office/word/2010/wordprocessingCanvas" xmlns:cx="http://schemas.microsoft.com/office/drawing/2014/chartex" xmlns:cx1="http://schemas.microsoft.com/office/drawing/2015/9/8/chartex" xmlns:cx2="http://schemas.microsoft.com/office/drawing/2015/10/21/chartex" xmlns:cx3="http://schemas.microsoft.com/office/drawing/2016/5/9/chartex" xmlns:cx4="http://schemas.microsoft.com/office/drawing/2016/5/10/chartex" xmlns:cx5="http://schemas.microsoft.com/office/drawing/2016/5/11/chartex" xmlns:cx6="http://schemas.microsoft.com/office/drawing/2016/5/12/chartex" xmlns:cx7="http://schemas.microsoft.com/office/drawing/2016/5/13/chartex" xmlns:cx8="http://schemas.microsoft.com/office/drawing/2016/5/14/chartex" xmlns:mc="http://schemas.openxmlformats.org/markup-compatibility/2006" xmlns:aink="http://schemas.microsoft.com/office/drawing/2016/ink" xmlns:am3d="http://schemas.microsoft.com/office/drawing/2017/model3d" xmlns:o="urn:schemas-microsoft-com:office:office" xmlns:r="http://schemas.openxmlformats.org/officeDocument/2006/relationships" xmlns:m="http://schemas.openxmlformats.org/officeDocument/2006/math" xmlns:v="urn:schemas-microsoft-com:vml" xmlns:wp14="http://schemas.microsoft.com/office/word/2010/wordprocessingDrawing" xmlns:wp="http://schemas.openxmlformats.org/drawingml/2006/wordprocessingDrawing" xmlns:w10="urn:schemas-microsoft-com:office:word" xmlns:w="http://schemas.openxmlformats.org/wordprocessingml/2006/main" xmlns:w14="http://schemas.microsoft.com/office/word/2010/wordml" xmlns:w15="http://schemas.microsoft.com/office/word/2012/wordml" xmlns:w16cex="http://schemas.microsoft.com/office/word/2018/wordml/cex" xmlns:w16cid="http://schemas.microsoft.com/office/word/2016/wordml/cid" xmlns:w16="http://schemas.microsoft.com/office/word/2018/wordml" xmlns:w16sdtdh="http://schemas.microsoft.com/office/word/2020/wordml/sdtdatahash" xmlns:w16se="http://schemas.microsoft.com/office/word/2015/wordml/symex" xmlns:wpg="http://schemas.microsoft.com/office/word/2010/wordprocessingGroup" xmlns:wpi="http://schemas.microsoft.com/office/word/2010/wordprocessingInk" xmlns:wne="http://schemas.microsoft.com/office/word/2006/wordml" xmlns:wps="http://schemas.microsoft.com/office/word/2010/wordprocessingShape" mc:Ignorable="w14 w15 w16se w16cid w16 w16cex w16sdtdh wp14">
   <w:body>
     <w:tbl>
       <w:tblPr>
@@ -101,7 +101,23 @@
                 <w:rFonts w:ascii="Times New Roman" w:hAnsi="Times New Roman" w:cs="Times New Roman"/>
                 <w:b/>
               </w:rPr>
-              <w:t xml:space="preserve"> дубл.</w:t>
+              <w:t xml:space="preserve"> </w:t>
+            </w:r>
+            <w:proofErr w:type="spellStart"/>
+            <w:r>
+              <w:rPr>
+                <w:rFonts w:ascii="Times New Roman" w:hAnsi="Times New Roman" w:cs="Times New Roman"/>
+                <w:b/>
+              </w:rPr>
+              <w:t>дубл</w:t>
+            </w:r>
+            <w:proofErr w:type="spellEnd"/>
+            <w:r>
+              <w:rPr>
+                <w:rFonts w:ascii="Times New Roman" w:hAnsi="Times New Roman" w:cs="Times New Roman"/>
+                <w:b/>
+              </w:rPr>
+              <w:t>.</w:t>
             </w:r>
           </w:p>
         </w:tc>
@@ -138,12 +154,21 @@
                 <w:b/>
               </w:rPr>
             </w:pPr>
+            <w:proofErr w:type="spellStart"/>
             <w:r>
               <w:rPr>
                 <w:rFonts w:ascii="Times New Roman" w:hAnsi="Times New Roman" w:cs="Times New Roman"/>
                 <w:b/>
               </w:rPr>
-              <w:t xml:space="preserve">Взам. инв.  </w:t>
+              <w:t>Взам</w:t>
+            </w:r>
+            <w:proofErr w:type="spellEnd"/>
+            <w:r>
+              <w:rPr>
+                <w:rFonts w:ascii="Times New Roman" w:hAnsi="Times New Roman" w:cs="Times New Roman"/>
+                <w:b/>
+              </w:rPr>
+              <w:t xml:space="preserve">. инв.  </w:t>
             </w:r>
             <w:r>
               <w:rPr>
@@ -274,208 +299,13 @@
       <w:r>
         <w:rPr>
           <w:noProof/>
-          <w:lang w:eastAsia="ru-RU"/>
-        </w:rPr>
-        <w:pict w14:anchorId="59B98281">
+        </w:rPr>
+        <w:pict w14:anchorId="077D8B27">
           <v:shapetype id="_x0000_t202" coordsize="21600,21600" o:spt="202" path="m,l,21600r21600,l21600,xe">
             <v:stroke joinstyle="miter"/>
             <v:path gradientshapeok="t" o:connecttype="rect"/>
           </v:shapetype>
-          <v:shape id="_x0000_s1038" type="#_x0000_t202" style="position:absolute;margin-left:317.05pt;margin-top:-436.95pt;width:155.6pt;height:19.5pt;z-index:251672576;mso-position-horizontal-relative:text;mso-position-vertical-relative:text" stroked="f">
-            <v:textbox style="mso-next-textbox:#_x0000_s1038">
-              <w:txbxContent>
-                <w:p/>
-              </w:txbxContent>
-            </v:textbox>
-          </v:shape>
-        </w:pict>
-      </w:r>
-      <w:r>
-        <w:rPr>
-          <w:noProof/>
-        </w:rPr>
-        <w:pict w14:anchorId="3CD06BDA">
-          <v:shape id="_x0000_s1029" type="#_x0000_t202" style="position:absolute;margin-left:-2.45pt;margin-top:145.8pt;width:474.3pt;height:183pt;z-index:-251653120;mso-position-horizontal-relative:text;mso-position-vertical-relative:text;mso-width-relative:margin;mso-height-relative:margin" wrapcoords="-34 0 -34 21511 21600 21511 21600 0 -34 0" stroked="f">
-            <v:textbox style="mso-next-textbox:#_x0000_s1029">
-              <w:txbxContent>
-                <w:p>
-                  <w:pPr>
-                    <w:jc w:val="center"/>
-                    <w:rPr>
-                      <w:rFonts w:ascii="Times New Roman" w:hAnsi="Times New Roman" w:cs="Times New Roman"/>
-                      <w:b/>
-                      <w:sz w:val="32"/>
-                    </w:rPr>
-                  </w:pPr>
-                  <w:r>
-                    <w:rPr>
-                      <w:rFonts w:ascii="Times New Roman" w:hAnsi="Times New Roman" w:cs="Times New Roman"/>
-                      <w:b/>
-                      <w:sz w:val="32"/>
-                    </w:rPr>
-                    <w:t>Система О</w:t>
-                  </w:r>
-                </w:p>
-                <w:p>
-                  <w:pPr>
-                    <w:jc w:val="center"/>
-                    <w:rPr>
-                      <w:rFonts w:ascii="Times New Roman" w:hAnsi="Times New Roman" w:cs="Times New Roman"/>
-                      <w:b/>
-                      <w:sz w:val="32"/>
-                    </w:rPr>
-                  </w:pPr>
-                  <w:r>
-                    <w:rPr>
-                      <w:rFonts w:ascii="Times New Roman" w:hAnsi="Times New Roman" w:cs="Times New Roman"/>
-                      <w:b/>
-                      <w:sz w:val="32"/>
-                    </w:rPr>
-                    <w:t>Техническое задание</w:t>
-                  </w:r>
-                </w:p>
-              </w:txbxContent>
-            </v:textbox>
-            <w10:wrap type="through"/>
-          </v:shape>
-        </w:pict>
-      </w:r>
-      <w:r>
-        <w:rPr>
-          <w:noProof/>
-        </w:rPr>
-        <w:pict w14:anchorId="22C64DA2">
-          <v:shape id="_x0000_s1031" type="#_x0000_t202" style="position:absolute;margin-left:158.8pt;margin-top:406.05pt;width:138.25pt;height:31.4pt;z-index:-251651072;mso-position-horizontal-relative:text;mso-position-vertical-relative:text;mso-width-relative:margin;mso-height-relative:margin" wrapcoords="-117 0 -117 21086 21600 21086 21600 0 -117 0" stroked="f">
-            <v:textbox style="mso-next-textbox:#_x0000_s1031">
-              <w:txbxContent>
-                <w:p>
-                  <w:pPr>
-                    <w:jc w:val="center"/>
-                    <w:rPr>
-                      <w:rFonts w:ascii="Times New Roman" w:hAnsi="Times New Roman" w:cs="Times New Roman"/>
-                    </w:rPr>
-                  </w:pPr>
-                  <w:r>
-                    <w:rPr>
-                      <w:rFonts w:ascii="Times New Roman" w:hAnsi="Times New Roman" w:cs="Times New Roman"/>
-                      <w:highlight w:val="yellow"/>
-                    </w:rPr>
-                    <w:t>Листов 8</w:t>
-                  </w:r>
-                </w:p>
-                <w:p/>
-              </w:txbxContent>
-            </v:textbox>
-            <w10:wrap type="through"/>
-          </v:shape>
-        </w:pict>
-      </w:r>
-      <w:r>
-        <w:rPr>
-          <w:noProof/>
-        </w:rPr>
-        <w:pict w14:anchorId="2C9D059C">
-          <v:shape id="_x0000_s1030" type="#_x0000_t202" style="position:absolute;margin-left:-1.65pt;margin-top:342.35pt;width:474.3pt;height:52.9pt;z-index:-251652096;mso-position-horizontal-relative:text;mso-position-vertical-relative:text;mso-width-relative:margin;mso-height-relative:margin" wrapcoords="-34 0 -34 21296 21600 21296 21600 0 -34 0" stroked="f">
-            <v:textbox style="mso-next-textbox:#_x0000_s1030">
-              <w:txbxContent>
-                <w:p/>
-              </w:txbxContent>
-            </v:textbox>
-            <w10:wrap type="through"/>
-          </v:shape>
-        </w:pict>
-      </w:r>
-      <w:r>
-        <w:rPr>
-          <w:noProof/>
-        </w:rPr>
-        <w:pict w14:anchorId="1EED0FA2">
-          <v:shape id="_x0000_s1028" type="#_x0000_t202" style="position:absolute;margin-left:228.45pt;margin-top:33pt;width:243pt;height:104.6pt;z-index:-251654144;mso-position-horizontal-relative:text;mso-position-vertical-relative:text;mso-width-relative:margin;mso-height-relative:margin" wrapcoords="-67 0 -67 21445 21600 21445 21600 0 -67 0" stroked="f">
-            <v:textbox style="mso-next-textbox:#_x0000_s1028">
-              <w:txbxContent>
-                <w:p>
-                  <w:pPr>
-                    <w:jc w:val="center"/>
-                    <w:rPr>
-                      <w:rFonts w:ascii="Times New Roman" w:hAnsi="Times New Roman" w:cs="Times New Roman"/>
-                      <w:highlight w:val="yellow"/>
-                    </w:rPr>
-                  </w:pPr>
-                  <w:r>
-                    <w:rPr>
-                      <w:rFonts w:ascii="Times New Roman" w:hAnsi="Times New Roman" w:cs="Times New Roman"/>
-                      <w:highlight w:val="yellow"/>
-                    </w:rPr>
-                    <w:t>УТВЕРЖДАЮ</w:t>
-                  </w:r>
-                </w:p>
-                <w:p>
-                  <w:pPr>
-                    <w:jc w:val="center"/>
-                    <w:rPr>
-                      <w:rFonts w:ascii="Times New Roman" w:hAnsi="Times New Roman" w:cs="Times New Roman"/>
-                      <w:highlight w:val="yellow"/>
-                    </w:rPr>
-                  </w:pPr>
-                  <w:r>
-                    <w:rPr>
-                      <w:rFonts w:ascii="Times New Roman" w:hAnsi="Times New Roman" w:cs="Times New Roman"/>
-                      <w:highlight w:val="yellow"/>
-                    </w:rPr>
-                    <w:t>Заказчки</w:t>
-                  </w:r>
-                  <w:r>
-                    <w:rPr>
-                      <w:rFonts w:ascii="Times New Roman" w:hAnsi="Times New Roman" w:cs="Times New Roman"/>
-                      <w:highlight w:val="yellow"/>
-                    </w:rPr>
-                    <w:t>к</w:t>
-                  </w:r>
-                </w:p>
-                <w:p>
-                  <w:pPr>
-                    <w:jc w:val="center"/>
-                    <w:rPr>
-                      <w:rFonts w:ascii="Times New Roman" w:hAnsi="Times New Roman" w:cs="Times New Roman"/>
-                      <w:highlight w:val="yellow"/>
-                    </w:rPr>
-                  </w:pPr>
-                  <w:r>
-                    <w:rPr>
-                      <w:rFonts w:ascii="Times New Roman" w:hAnsi="Times New Roman" w:cs="Times New Roman"/>
-                      <w:highlight w:val="yellow"/>
-                    </w:rPr>
-                    <w:t xml:space="preserve">________ </w:t>
-                  </w:r>
-                </w:p>
-                <w:p>
-                  <w:pPr>
-                    <w:jc w:val="center"/>
-                    <w:rPr>
-                      <w:rFonts w:ascii="Times New Roman" w:hAnsi="Times New Roman" w:cs="Times New Roman"/>
-                    </w:rPr>
-                  </w:pPr>
-                  <w:r>
-                    <w:rPr>
-                      <w:rFonts w:ascii="Times New Roman" w:hAnsi="Times New Roman" w:cs="Times New Roman"/>
-                      <w:highlight w:val="yellow"/>
-                    </w:rPr>
-                    <w:t>10.02.2023</w:t>
-                  </w:r>
-                </w:p>
-                <w:p/>
-              </w:txbxContent>
-            </v:textbox>
-            <w10:wrap type="through"/>
-          </v:shape>
-        </w:pict>
-      </w:r>
-      <w:r>
-        <w:rPr>
-          <w:noProof/>
-        </w:rPr>
-        <w:pict w14:anchorId="077D8B27">
-          <v:shape id="_x0000_s1027" type="#_x0000_t202" style="position:absolute;margin-left:-2.45pt;margin-top:33pt;width:230.9pt;height:104.6pt;z-index:-251655168;mso-position-horizontal-relative:text;mso-position-vertical-relative:text;mso-width-relative:margin;mso-height-relative:margin" wrapcoords="-70 0 -70 21445 21600 21445 21600 0 -70 0" stroked="f">
+          <v:shape id="_x0000_s1027" type="#_x0000_t202" style="position:absolute;margin-left:1.15pt;margin-top:13.8pt;width:230.9pt;height:104.6pt;z-index:-251655168;mso-position-horizontal-relative:text;mso-position-vertical-relative:text;mso-width-relative:margin;mso-height-relative:margin" wrapcoords="-70 0 -70 21445 21600 21445 21600 0 -70 0" stroked="f">
             <v:textbox style="mso-next-textbox:#_x0000_s1027">
               <w:txbxContent>
                 <w:p>
@@ -538,6 +368,7 @@
                     <w:jc w:val="center"/>
                     <w:rPr>
                       <w:rFonts w:ascii="Times New Roman" w:hAnsi="Times New Roman" w:cs="Times New Roman"/>
+                      <w:lang w:val="en-US"/>
                     </w:rPr>
                   </w:pPr>
                   <w:r>
@@ -545,9 +376,222 @@
                       <w:rFonts w:ascii="Times New Roman" w:hAnsi="Times New Roman" w:cs="Times New Roman"/>
                       <w:highlight w:val="yellow"/>
                     </w:rPr>
-                    <w:t>09.02.2023</w:t>
+                    <w:t>09.02.202</w:t>
+                  </w:r>
+                  <w:r>
+                    <w:rPr>
+                      <w:rFonts w:ascii="Times New Roman" w:hAnsi="Times New Roman" w:cs="Times New Roman"/>
+                      <w:lang w:val="en-US"/>
+                    </w:rPr>
+                    <w:t>4</w:t>
                   </w:r>
                 </w:p>
+              </w:txbxContent>
+            </v:textbox>
+            <w10:wrap type="through"/>
+          </v:shape>
+        </w:pict>
+      </w:r>
+      <w:r>
+        <w:rPr>
+          <w:noProof/>
+        </w:rPr>
+        <w:pict w14:anchorId="1EED0FA2">
+          <v:shape id="_x0000_s1028" type="#_x0000_t202" style="position:absolute;margin-left:228.45pt;margin-top:13.8pt;width:243pt;height:123.8pt;z-index:-251654144;mso-position-horizontal-relative:text;mso-position-vertical-relative:text;mso-width-relative:margin;mso-height-relative:margin" wrapcoords="-67 0 -67 21445 21600 21445 21600 0 -67 0" stroked="f">
+            <v:textbox style="mso-next-textbox:#_x0000_s1028">
+              <w:txbxContent>
+                <w:p>
+                  <w:pPr>
+                    <w:jc w:val="center"/>
+                    <w:rPr>
+                      <w:rFonts w:ascii="Times New Roman" w:hAnsi="Times New Roman" w:cs="Times New Roman"/>
+                      <w:highlight w:val="yellow"/>
+                    </w:rPr>
+                  </w:pPr>
+                  <w:r>
+                    <w:rPr>
+                      <w:rFonts w:ascii="Times New Roman" w:hAnsi="Times New Roman" w:cs="Times New Roman"/>
+                      <w:highlight w:val="yellow"/>
+                    </w:rPr>
+                    <w:t>УТВЕРЖДАЮ</w:t>
+                  </w:r>
+                </w:p>
+                <w:p>
+                  <w:pPr>
+                    <w:jc w:val="center"/>
+                    <w:rPr>
+                      <w:rFonts w:ascii="Times New Roman" w:hAnsi="Times New Roman" w:cs="Times New Roman"/>
+                      <w:highlight w:val="yellow"/>
+                      <w:u w:val="single"/>
+                    </w:rPr>
+                  </w:pPr>
+                  <w:proofErr w:type="spellStart"/>
+                  <w:r>
+                    <w:rPr>
+                      <w:rFonts w:ascii="Times New Roman" w:hAnsi="Times New Roman" w:cs="Times New Roman"/>
+                      <w:highlight w:val="yellow"/>
+                      <w:u w:val="single"/>
+                    </w:rPr>
+                    <w:t>Заказчки</w:t>
+                  </w:r>
+                  <w:r>
+                    <w:rPr>
+                      <w:rFonts w:ascii="Times New Roman" w:hAnsi="Times New Roman" w:cs="Times New Roman"/>
+                      <w:highlight w:val="yellow"/>
+                      <w:u w:val="single"/>
+                    </w:rPr>
+                    <w:t>к</w:t>
+                  </w:r>
+                  <w:proofErr w:type="spellEnd"/>
+                </w:p>
+                <w:p>
+                  <w:pPr>
+                    <w:jc w:val="center"/>
+                    <w:rPr>
+                      <w:rFonts w:ascii="Times New Roman" w:hAnsi="Times New Roman" w:cs="Times New Roman"/>
+                      <w:u w:val="single"/>
+                    </w:rPr>
+                  </w:pPr>
+                  <w:r>
+                    <w:rPr>
+                      <w:rFonts w:ascii="Times New Roman" w:hAnsi="Times New Roman" w:cs="Times New Roman"/>
+                      <w:u w:val="single"/>
+                    </w:rPr>
+                    <w:t>КГБПОУ «Алтайская академия гостеприимства»</w:t>
+                  </w:r>
+                </w:p>
+                <w:p>
+                  <w:pPr>
+                    <w:jc w:val="center"/>
+                    <w:rPr>
+                      <w:rFonts w:ascii="Times New Roman" w:hAnsi="Times New Roman" w:cs="Times New Roman"/>
+                    </w:rPr>
+                  </w:pPr>
+                  <w:r>
+                    <w:rPr>
+                      <w:rFonts w:ascii="Times New Roman" w:hAnsi="Times New Roman" w:cs="Times New Roman"/>
+                      <w:highlight w:val="yellow"/>
+                    </w:rPr>
+                    <w:t>10.02.202</w:t>
+                  </w:r>
+                  <w:r>
+                    <w:rPr>
+                      <w:rFonts w:ascii="Times New Roman" w:hAnsi="Times New Roman" w:cs="Times New Roman"/>
+                    </w:rPr>
+                    <w:t>4</w:t>
+                  </w:r>
+                </w:p>
+                <w:p/>
+              </w:txbxContent>
+            </v:textbox>
+            <w10:wrap type="through"/>
+          </v:shape>
+        </w:pict>
+      </w:r>
+      <w:r>
+        <w:rPr>
+          <w:noProof/>
+          <w:lang w:eastAsia="ru-RU"/>
+        </w:rPr>
+        <w:pict w14:anchorId="59B98281">
+          <v:shape id="_x0000_s1038" type="#_x0000_t202" style="position:absolute;margin-left:317.05pt;margin-top:-436.95pt;width:155.6pt;height:19.5pt;z-index:251672576;mso-position-horizontal-relative:text;mso-position-vertical-relative:text" stroked="f">
+            <v:textbox style="mso-next-textbox:#_x0000_s1038">
+              <w:txbxContent>
+                <w:p/>
+              </w:txbxContent>
+            </v:textbox>
+          </v:shape>
+        </w:pict>
+      </w:r>
+      <w:r>
+        <w:rPr>
+          <w:noProof/>
+        </w:rPr>
+        <w:pict w14:anchorId="3CD06BDA">
+          <v:shape id="_x0000_s1029" type="#_x0000_t202" style="position:absolute;margin-left:-2.45pt;margin-top:145.8pt;width:474.3pt;height:183pt;z-index:-251653120;mso-position-horizontal-relative:text;mso-position-vertical-relative:text;mso-width-relative:margin;mso-height-relative:margin" wrapcoords="-34 0 -34 21511 21600 21511 21600 0 -34 0" stroked="f">
+            <v:textbox style="mso-next-textbox:#_x0000_s1029">
+              <w:txbxContent>
+                <w:p>
+                  <w:pPr>
+                    <w:jc w:val="center"/>
+                    <w:rPr>
+                      <w:rFonts w:ascii="Times New Roman" w:hAnsi="Times New Roman" w:cs="Times New Roman"/>
+                      <w:b/>
+                      <w:sz w:val="32"/>
+                    </w:rPr>
+                  </w:pPr>
+                  <w:r>
+                    <w:rPr>
+                      <w:rFonts w:ascii="Times New Roman" w:hAnsi="Times New Roman" w:cs="Times New Roman"/>
+                      <w:b/>
+                      <w:sz w:val="32"/>
+                    </w:rPr>
+                    <w:t>Система О</w:t>
+                  </w:r>
+                </w:p>
+                <w:p>
+                  <w:pPr>
+                    <w:jc w:val="center"/>
+                    <w:rPr>
+                      <w:rFonts w:ascii="Times New Roman" w:hAnsi="Times New Roman" w:cs="Times New Roman"/>
+                      <w:b/>
+                      <w:sz w:val="32"/>
+                    </w:rPr>
+                  </w:pPr>
+                  <w:r>
+                    <w:rPr>
+                      <w:rFonts w:ascii="Times New Roman" w:hAnsi="Times New Roman" w:cs="Times New Roman"/>
+                      <w:b/>
+                      <w:sz w:val="32"/>
+                    </w:rPr>
+                    <w:t>Техническое задание</w:t>
+                  </w:r>
+                </w:p>
+              </w:txbxContent>
+            </v:textbox>
+            <w10:wrap type="through"/>
+          </v:shape>
+        </w:pict>
+      </w:r>
+      <w:r>
+        <w:rPr>
+          <w:noProof/>
+        </w:rPr>
+        <w:pict w14:anchorId="22C64DA2">
+          <v:shape id="_x0000_s1031" type="#_x0000_t202" style="position:absolute;margin-left:158.8pt;margin-top:406.05pt;width:138.25pt;height:31.4pt;z-index:-251651072;mso-position-horizontal-relative:text;mso-position-vertical-relative:text;mso-width-relative:margin;mso-height-relative:margin" wrapcoords="-117 0 -117 21086 21600 21086 21600 0 -117 0" stroked="f">
+            <v:textbox style="mso-next-textbox:#_x0000_s1031">
+              <w:txbxContent>
+                <w:p>
+                  <w:pPr>
+                    <w:jc w:val="center"/>
+                    <w:rPr>
+                      <w:rFonts w:ascii="Times New Roman" w:hAnsi="Times New Roman" w:cs="Times New Roman"/>
+                    </w:rPr>
+                  </w:pPr>
+                  <w:r>
+                    <w:rPr>
+                      <w:rFonts w:ascii="Times New Roman" w:hAnsi="Times New Roman" w:cs="Times New Roman"/>
+                      <w:highlight w:val="yellow"/>
+                    </w:rPr>
+                    <w:t>Листов 8</w:t>
+                  </w:r>
+                </w:p>
+                <w:p/>
+              </w:txbxContent>
+            </v:textbox>
+            <w10:wrap type="through"/>
+          </v:shape>
+        </w:pict>
+      </w:r>
+      <w:r>
+        <w:rPr>
+          <w:noProof/>
+        </w:rPr>
+        <w:pict w14:anchorId="2C9D059C">
+          <v:shape id="_x0000_s1030" type="#_x0000_t202" style="position:absolute;margin-left:-1.65pt;margin-top:342.35pt;width:474.3pt;height:52.9pt;z-index:-251652096;mso-position-horizontal-relative:text;mso-position-vertical-relative:text;mso-width-relative:margin;mso-height-relative:margin" wrapcoords="-34 0 -34 21296 21600 21296 21600 0 -34 0" stroked="f">
+            <v:textbox style="mso-next-textbox:#_x0000_s1030">
+              <w:txbxContent>
+                <w:p/>
               </w:txbxContent>
             </v:textbox>
             <w10:wrap type="through"/>
@@ -660,11 +704,26 @@
                     </w:rPr>
                     <w:t xml:space="preserve"> </w:t>
                   </w:r>
+                  <w:proofErr w:type="spellStart"/>
                   <w:r>
                     <w:rPr>
                       <w:rFonts w:ascii="Times New Roman" w:hAnsi="Times New Roman" w:cs="Times New Roman"/>
                     </w:rPr>
-                    <w:t>Струщенко В.П.</w:t>
+                    <w:t>Струщенко</w:t>
+                  </w:r>
+                  <w:proofErr w:type="spellEnd"/>
+                  <w:r>
+                    <w:rPr>
+                      <w:rFonts w:ascii="Times New Roman" w:hAnsi="Times New Roman" w:cs="Times New Roman"/>
+                    </w:rPr>
+                    <w:t xml:space="preserve"> </w:t>
+                  </w:r>
+                  <w:proofErr w:type="gramStart"/>
+                  <w:r>
+                    <w:rPr>
+                      <w:rFonts w:ascii="Times New Roman" w:hAnsi="Times New Roman" w:cs="Times New Roman"/>
+                    </w:rPr>
+                    <w:t>В.П.</w:t>
                   </w:r>
                   <w:r>
                     <w:rPr>
@@ -672,6 +731,7 @@
                     </w:rPr>
                     <w:t>.</w:t>
                   </w:r>
+                  <w:proofErr w:type="gramEnd"/>
                 </w:p>
                 <w:p>
                   <w:pPr>
@@ -698,6 +758,7 @@
                     </w:rPr>
                     <w:t xml:space="preserve"> </w:t>
                   </w:r>
+                  <w:proofErr w:type="gramStart"/>
                   <w:r>
                     <w:rPr>
                       <w:rFonts w:ascii="Times New Roman" w:hAnsi="Times New Roman" w:cs="Times New Roman"/>
@@ -710,6 +771,7 @@
                     </w:rPr>
                     <w:t>.</w:t>
                   </w:r>
+                  <w:proofErr w:type="gramEnd"/>
                 </w:p>
                 <w:p>
                   <w:pPr>
@@ -736,11 +798,26 @@
                     </w:rPr>
                     <w:t xml:space="preserve"> </w:t>
                   </w:r>
+                  <w:proofErr w:type="spellStart"/>
                   <w:r>
                     <w:rPr>
                       <w:rFonts w:ascii="Times New Roman" w:hAnsi="Times New Roman" w:cs="Times New Roman"/>
                     </w:rPr>
-                    <w:t>Здерева Е.Ю.</w:t>
+                    <w:t>Здерева</w:t>
+                  </w:r>
+                  <w:proofErr w:type="spellEnd"/>
+                  <w:r>
+                    <w:rPr>
+                      <w:rFonts w:ascii="Times New Roman" w:hAnsi="Times New Roman" w:cs="Times New Roman"/>
+                    </w:rPr>
+                    <w:t xml:space="preserve"> </w:t>
+                  </w:r>
+                  <w:proofErr w:type="gramStart"/>
+                  <w:r>
+                    <w:rPr>
+                      <w:rFonts w:ascii="Times New Roman" w:hAnsi="Times New Roman" w:cs="Times New Roman"/>
+                    </w:rPr>
+                    <w:t>Е.Ю.</w:t>
                   </w:r>
                   <w:r>
                     <w:rPr>
@@ -748,6 +825,7 @@
                     </w:rPr>
                     <w:t>.</w:t>
                   </w:r>
+                  <w:proofErr w:type="gramEnd"/>
                 </w:p>
                 <w:p>
                   <w:pPr>
@@ -762,6 +840,7 @@
                     <w:ind w:left="708" w:firstLine="708"/>
                     <w:rPr>
                       <w:rFonts w:ascii="Times New Roman" w:hAnsi="Times New Roman" w:cs="Times New Roman"/>
+                      <w:lang w:val="en-US"/>
                     </w:rPr>
                   </w:pPr>
                   <w:r>
@@ -769,7 +848,14 @@
                       <w:rFonts w:ascii="Times New Roman" w:hAnsi="Times New Roman" w:cs="Times New Roman"/>
                       <w:highlight w:val="yellow"/>
                     </w:rPr>
-                    <w:t>06.02.2023</w:t>
+                    <w:t>06.02.202</w:t>
+                  </w:r>
+                  <w:r>
+                    <w:rPr>
+                      <w:rFonts w:ascii="Times New Roman" w:hAnsi="Times New Roman" w:cs="Times New Roman"/>
+                      <w:lang w:val="en-US"/>
+                    </w:rPr>
+                    <w:t>4</w:t>
                   </w:r>
                 </w:p>
                 <w:p/>
@@ -835,12 +921,21 @@
                     </w:rPr>
                     <w:t xml:space="preserve">_______ </w:t>
                   </w:r>
+                  <w:proofErr w:type="spellStart"/>
                   <w:r>
                     <w:rPr>
                       <w:rFonts w:ascii="Times New Roman" w:hAnsi="Times New Roman" w:cs="Times New Roman"/>
                       <w:highlight w:val="yellow"/>
                     </w:rPr>
-                    <w:t>Шроо Е.А.</w:t>
+                    <w:t>Шроо</w:t>
+                  </w:r>
+                  <w:proofErr w:type="spellEnd"/>
+                  <w:r>
+                    <w:rPr>
+                      <w:rFonts w:ascii="Times New Roman" w:hAnsi="Times New Roman" w:cs="Times New Roman"/>
+                      <w:highlight w:val="yellow"/>
+                    </w:rPr>
+                    <w:t xml:space="preserve"> Е.А.</w:t>
                   </w:r>
                 </w:p>
                 <w:p>
@@ -848,6 +943,7 @@
                     <w:jc w:val="center"/>
                     <w:rPr>
                       <w:rFonts w:ascii="Times New Roman" w:hAnsi="Times New Roman" w:cs="Times New Roman"/>
+                      <w:lang w:val="en-US"/>
                     </w:rPr>
                   </w:pPr>
                   <w:r>
@@ -855,7 +951,14 @@
                       <w:rFonts w:ascii="Times New Roman" w:hAnsi="Times New Roman" w:cs="Times New Roman"/>
                       <w:highlight w:val="yellow"/>
                     </w:rPr>
-                    <w:t>08.02.2023</w:t>
+                    <w:t>08.02.202</w:t>
+                  </w:r>
+                  <w:r>
+                    <w:rPr>
+                      <w:rFonts w:ascii="Times New Roman" w:hAnsi="Times New Roman" w:cs="Times New Roman"/>
+                      <w:lang w:val="en-US"/>
+                    </w:rPr>
+                    <w:t>4</w:t>
                   </w:r>
                 </w:p>
               </w:txbxContent>
@@ -1130,7 +1233,7 @@
           <w:sz w:val="24"/>
           <w:szCs w:val="24"/>
         </w:rPr>
-        <w:t xml:space="preserve"> и сотрудниками </w:t>
+        <w:t xml:space="preserve"> и сотрудниками</w:t>
       </w:r>
       <w:r>
         <w:rPr>
@@ -2158,34 +2261,21 @@
           <w:sz w:val="24"/>
           <w:szCs w:val="28"/>
         </w:rPr>
-        <w:t xml:space="preserve">регулярным выполнением требований ГОСТ 51188-98. Защита информации. Испытания программных средств на наличие компьютерных вирусов; </w:t>
+        <w:t>регулярным выполнением требований ГОСТ 51188-98. Защита информации. Испытания программных средств на наличие компьютерных вирусов;</w:t>
       </w:r>
     </w:p>
     <w:p>
       <w:pPr>
         <w:pStyle w:val="a4"/>
-        <w:numPr>
-          <w:ilvl w:val="0"/>
-          <w:numId w:val="22"/>
-        </w:numPr>
         <w:spacing w:after="0" w:line="360" w:lineRule="auto"/>
-        <w:jc w:val="both"/>
-        <w:rPr>
-          <w:rFonts w:ascii="Times New Roman" w:hAnsi="Times New Roman" w:cs="Times New Roman"/>
-          <w:sz w:val="24"/>
-          <w:szCs w:val="28"/>
-          <w:highlight w:val="yellow"/>
-        </w:rPr>
-      </w:pPr>
-      <w:r>
-        <w:rPr>
-          <w:rFonts w:ascii="Times New Roman" w:hAnsi="Times New Roman" w:cs="Times New Roman"/>
-          <w:sz w:val="24"/>
-          <w:szCs w:val="28"/>
-          <w:highlight w:val="yellow"/>
-        </w:rPr>
-        <w:t xml:space="preserve">необходимым уровнем квалификации сотрудников профильных подразделений. </w:t>
-      </w:r>
+        <w:ind w:left="1429"/>
+        <w:jc w:val="both"/>
+        <w:rPr>
+          <w:rFonts w:ascii="Times New Roman" w:hAnsi="Times New Roman" w:cs="Times New Roman"/>
+          <w:sz w:val="24"/>
+          <w:szCs w:val="28"/>
+        </w:rPr>
+      </w:pPr>
     </w:p>
     <w:p>
       <w:pPr>
@@ -2252,7 +2342,6 @@
           <w:sz w:val="24"/>
           <w:szCs w:val="28"/>
         </w:rPr>
-        <w:lastRenderedPageBreak/>
         <w:t xml:space="preserve">система автоматического обновления программы; </w:t>
       </w:r>
     </w:p>
@@ -2277,6 +2366,7 @@
           <w:sz w:val="24"/>
           <w:szCs w:val="28"/>
         </w:rPr>
+        <w:lastRenderedPageBreak/>
         <w:t xml:space="preserve">автоматическое восстановление системы; </w:t>
       </w:r>
     </w:p>
@@ -2504,7 +2594,39 @@
           <w:sz w:val="24"/>
           <w:szCs w:val="28"/>
         </w:rPr>
-        <w:t>Системный администратор имеющий</w:t>
+        <w:t>Системный</w:t>
+      </w:r>
+      <w:r>
+        <w:rPr>
+          <w:rFonts w:ascii="Times New Roman" w:hAnsi="Times New Roman" w:cs="Times New Roman"/>
+          <w:sz w:val="24"/>
+          <w:szCs w:val="28"/>
+        </w:rPr>
+        <w:t xml:space="preserve"> </w:t>
+      </w:r>
+      <w:r>
+        <w:rPr>
+          <w:rFonts w:ascii="Times New Roman" w:hAnsi="Times New Roman" w:cs="Times New Roman"/>
+          <w:sz w:val="24"/>
+          <w:szCs w:val="28"/>
+        </w:rPr>
+        <w:t>администратор</w:t>
+      </w:r>
+      <w:r>
+        <w:rPr>
+          <w:rFonts w:ascii="Times New Roman" w:hAnsi="Times New Roman" w:cs="Times New Roman"/>
+          <w:sz w:val="24"/>
+          <w:szCs w:val="28"/>
+        </w:rPr>
+        <w:t>,</w:t>
+      </w:r>
+      <w:r>
+        <w:rPr>
+          <w:rFonts w:ascii="Times New Roman" w:hAnsi="Times New Roman" w:cs="Times New Roman"/>
+          <w:sz w:val="24"/>
+          <w:szCs w:val="28"/>
+        </w:rPr>
+        <w:t xml:space="preserve"> имеющий</w:t>
       </w:r>
       <w:r>
         <w:rPr>
@@ -3290,16 +3412,7 @@
           <w:sz w:val="24"/>
           <w:szCs w:val="24"/>
         </w:rPr>
-        <w:t xml:space="preserve"> </w:t>
-      </w:r>
-      <w:r>
-        <w:rPr>
-          <w:rFonts w:ascii="Times New Roman" w:hAnsi="Times New Roman" w:cs="Times New Roman"/>
-          <w:bCs/>
-          <w:sz w:val="24"/>
-          <w:szCs w:val="24"/>
-        </w:rPr>
-        <w:t>объем не менее 2</w:t>
+        <w:t xml:space="preserve"> объем не менее 2</w:t>
       </w:r>
       <w:r>
         <w:rPr>
@@ -3827,8 +3940,6 @@
         </w:rPr>
         <w:t>Все исходные коды, написанные Исполнителем в ходе разработки необходимо предоставить в системе контроля версий.</w:t>
       </w:r>
-      <w:bookmarkStart w:id="0" w:name="_GoBack"/>
-      <w:bookmarkEnd w:id="0"/>
     </w:p>
     <w:p>
       <w:pPr>
@@ -4024,104 +4135,6 @@
     </w:p>
     <w:p>
       <w:pPr>
-        <w:spacing w:before="240" w:line="360" w:lineRule="auto"/>
-        <w:ind w:firstLine="709"/>
-        <w:jc w:val="both"/>
-        <w:rPr>
-          <w:rFonts w:ascii="Times New Roman" w:hAnsi="Times New Roman" w:cs="Times New Roman"/>
-          <w:b/>
-          <w:sz w:val="36"/>
-          <w:szCs w:val="28"/>
-        </w:rPr>
-      </w:pPr>
-      <w:r>
-        <w:rPr>
-          <w:rFonts w:ascii="Times New Roman" w:hAnsi="Times New Roman" w:cs="Times New Roman"/>
-          <w:b/>
-          <w:sz w:val="36"/>
-          <w:szCs w:val="28"/>
-        </w:rPr>
-        <w:t xml:space="preserve">5. </w:t>
-      </w:r>
-      <w:r>
-        <w:rPr>
-          <w:rFonts w:ascii="Times New Roman" w:hAnsi="Times New Roman" w:cs="Times New Roman"/>
-          <w:b/>
-          <w:sz w:val="48"/>
-          <w:szCs w:val="40"/>
-        </w:rPr>
-        <w:t xml:space="preserve">Экономические преимущества разработки </w:t>
-      </w:r>
-    </w:p>
-    <w:p>
-      <w:pPr>
-        <w:spacing w:after="0" w:line="360" w:lineRule="auto"/>
-        <w:ind w:firstLine="709"/>
-        <w:jc w:val="both"/>
-        <w:rPr>
-          <w:rFonts w:ascii="Times New Roman" w:hAnsi="Times New Roman" w:cs="Times New Roman"/>
-          <w:sz w:val="28"/>
-          <w:szCs w:val="28"/>
-        </w:rPr>
-      </w:pPr>
-      <w:r>
-        <w:rPr>
-          <w:rFonts w:ascii="Times New Roman" w:hAnsi="Times New Roman" w:cs="Times New Roman"/>
-          <w:sz w:val="24"/>
-          <w:szCs w:val="28"/>
-          <w:highlight w:val="yellow"/>
-        </w:rPr>
-        <w:t xml:space="preserve">Программа является </w:t>
-      </w:r>
-      <w:r>
-        <w:rPr>
-          <w:rFonts w:ascii="Times New Roman" w:hAnsi="Times New Roman" w:cs="Times New Roman"/>
-          <w:sz w:val="28"/>
-          <w:szCs w:val="28"/>
-          <w:highlight w:val="yellow"/>
-        </w:rPr>
-        <w:t>бесплатной???</w:t>
-      </w:r>
-      <w:r>
-        <w:rPr>
-          <w:rFonts w:ascii="Times New Roman" w:hAnsi="Times New Roman" w:cs="Times New Roman"/>
-          <w:sz w:val="28"/>
-          <w:szCs w:val="28"/>
-          <w:highlight w:val="yellow"/>
-        </w:rPr>
-        <w:t xml:space="preserve"> Нееее</w:t>
-      </w:r>
-    </w:p>
-    <w:p>
-      <w:pPr>
-        <w:spacing w:after="0" w:line="360" w:lineRule="auto"/>
-        <w:ind w:firstLine="709"/>
-        <w:jc w:val="both"/>
-        <w:rPr>
-          <w:rFonts w:ascii="Times New Roman" w:hAnsi="Times New Roman" w:cs="Times New Roman"/>
-          <w:sz w:val="28"/>
-          <w:szCs w:val="28"/>
-        </w:rPr>
-      </w:pPr>
-      <w:r>
-        <w:rPr>
-          <w:rFonts w:ascii="Times New Roman" w:hAnsi="Times New Roman" w:cs="Times New Roman"/>
-          <w:sz w:val="28"/>
-          <w:szCs w:val="28"/>
-        </w:rPr>
-        <w:t>//</w:t>
-      </w:r>
-      <w:r>
-        <w:rPr>
-          <w:rFonts w:ascii="Times New Roman" w:hAnsi="Times New Roman" w:cs="Times New Roman"/>
-          <w:sz w:val="28"/>
-          <w:szCs w:val="28"/>
-        </w:rPr>
-        <w:t>После анализа рынка</w:t>
-      </w:r>
-    </w:p>
-    <w:p>
-      <w:pPr>
         <w:rPr>
           <w:rFonts w:ascii="Times New Roman" w:hAnsi="Times New Roman" w:cs="Times New Roman"/>
           <w:sz w:val="28"/>
@@ -4157,7 +4170,16 @@
           <w:szCs w:val="48"/>
         </w:rPr>
         <w:lastRenderedPageBreak/>
-        <w:t>6. Стадии и этапы разработки</w:t>
+        <w:t>5</w:t>
+      </w:r>
+      <w:r>
+        <w:rPr>
+          <w:rFonts w:ascii="Times New Roman" w:hAnsi="Times New Roman" w:cs="Times New Roman"/>
+          <w:b/>
+          <w:sz w:val="48"/>
+          <w:szCs w:val="48"/>
+        </w:rPr>
+        <w:t>. Стадии и этапы разработки</w:t>
       </w:r>
     </w:p>
     <w:p>
@@ -4179,7 +4201,16 @@
           <w:sz w:val="36"/>
           <w:szCs w:val="28"/>
         </w:rPr>
-        <w:t xml:space="preserve">6.1. Стадии разработки </w:t>
+        <w:t>5</w:t>
+      </w:r>
+      <w:r>
+        <w:rPr>
+          <w:rFonts w:ascii="Times New Roman" w:hAnsi="Times New Roman" w:cs="Times New Roman"/>
+          <w:b/>
+          <w:sz w:val="36"/>
+          <w:szCs w:val="28"/>
+        </w:rPr>
+        <w:t xml:space="preserve">.1. Стадии разработки </w:t>
       </w:r>
     </w:p>
     <w:p>
@@ -4308,7 +4339,16 @@
           <w:sz w:val="36"/>
           <w:szCs w:val="28"/>
         </w:rPr>
-        <w:t>6.2 Этапы разработки</w:t>
+        <w:t>5</w:t>
+      </w:r>
+      <w:r>
+        <w:rPr>
+          <w:rFonts w:ascii="Times New Roman" w:hAnsi="Times New Roman" w:cs="Times New Roman"/>
+          <w:b/>
+          <w:sz w:val="36"/>
+          <w:szCs w:val="28"/>
+        </w:rPr>
+        <w:t>.2 Этапы разработки</w:t>
       </w:r>
     </w:p>
     <w:p>
@@ -4457,7 +4497,16 @@
           <w:sz w:val="36"/>
           <w:szCs w:val="28"/>
         </w:rPr>
-        <w:t>6.3 Содержание работ по этапам</w:t>
+        <w:t>5</w:t>
+      </w:r>
+      <w:r>
+        <w:rPr>
+          <w:rFonts w:ascii="Times New Roman" w:hAnsi="Times New Roman" w:cs="Times New Roman"/>
+          <w:b/>
+          <w:sz w:val="36"/>
+          <w:szCs w:val="28"/>
+        </w:rPr>
+        <w:t>.3 Содержание работ по этапам</w:t>
       </w:r>
     </w:p>
     <w:p>
@@ -4772,7 +4821,16 @@
           <w:sz w:val="48"/>
           <w:szCs w:val="28"/>
         </w:rPr>
-        <w:t>7. Порядок контроля и приемки</w:t>
+        <w:t>6</w:t>
+      </w:r>
+      <w:r>
+        <w:rPr>
+          <w:rFonts w:ascii="Times New Roman" w:hAnsi="Times New Roman" w:cs="Times New Roman"/>
+          <w:b/>
+          <w:sz w:val="48"/>
+          <w:szCs w:val="28"/>
+        </w:rPr>
+        <w:t>. Порядок контроля и приемки</w:t>
       </w:r>
     </w:p>
     <w:p>
@@ -4794,7 +4852,16 @@
           <w:sz w:val="36"/>
           <w:szCs w:val="28"/>
         </w:rPr>
-        <w:t xml:space="preserve">7.1. Виды испытаний: </w:t>
+        <w:t>6</w:t>
+      </w:r>
+      <w:r>
+        <w:rPr>
+          <w:rFonts w:ascii="Times New Roman" w:hAnsi="Times New Roman" w:cs="Times New Roman"/>
+          <w:b/>
+          <w:sz w:val="36"/>
+          <w:szCs w:val="28"/>
+        </w:rPr>
+        <w:t xml:space="preserve">.1. Виды испытаний: </w:t>
       </w:r>
     </w:p>
     <w:p>
@@ -4814,7 +4881,39 @@
           <w:sz w:val="24"/>
           <w:szCs w:val="28"/>
         </w:rPr>
-        <w:t>Для качественого програмного обеспечения необходимо провести ряд испытаний:</w:t>
+        <w:t>Для качествен</w:t>
+      </w:r>
+      <w:r>
+        <w:rPr>
+          <w:rFonts w:ascii="Times New Roman" w:hAnsi="Times New Roman" w:cs="Times New Roman"/>
+          <w:sz w:val="24"/>
+          <w:szCs w:val="28"/>
+        </w:rPr>
+        <w:t>н</w:t>
+      </w:r>
+      <w:r>
+        <w:rPr>
+          <w:rFonts w:ascii="Times New Roman" w:hAnsi="Times New Roman" w:cs="Times New Roman"/>
+          <w:sz w:val="24"/>
+          <w:szCs w:val="28"/>
+        </w:rPr>
+        <w:t>ого програм</w:t>
+      </w:r>
+      <w:r>
+        <w:rPr>
+          <w:rFonts w:ascii="Times New Roman" w:hAnsi="Times New Roman" w:cs="Times New Roman"/>
+          <w:sz w:val="24"/>
+          <w:szCs w:val="28"/>
+        </w:rPr>
+        <w:t>м</w:t>
+      </w:r>
+      <w:r>
+        <w:rPr>
+          <w:rFonts w:ascii="Times New Roman" w:hAnsi="Times New Roman" w:cs="Times New Roman"/>
+          <w:sz w:val="24"/>
+          <w:szCs w:val="28"/>
+        </w:rPr>
+        <w:t>ного обеспечения необходимо провести ряд испытаний:</w:t>
       </w:r>
     </w:p>
     <w:p>
@@ -4981,7 +5080,7 @@
           <w:sz w:val="36"/>
           <w:szCs w:val="28"/>
         </w:rPr>
-        <w:t>7.2. Общие т</w:t>
+        <w:t>6</w:t>
       </w:r>
       <w:r>
         <w:rPr>
@@ -4990,6 +5089,15 @@
           <w:sz w:val="36"/>
           <w:szCs w:val="28"/>
         </w:rPr>
+        <w:t>.2. Общие т</w:t>
+      </w:r>
+      <w:r>
+        <w:rPr>
+          <w:rFonts w:ascii="Times New Roman" w:hAnsi="Times New Roman" w:cs="Times New Roman"/>
+          <w:b/>
+          <w:sz w:val="36"/>
+          <w:szCs w:val="28"/>
+        </w:rPr>
         <w:t xml:space="preserve">ребования к приемке работы </w:t>
       </w:r>
     </w:p>
@@ -5068,7 +5176,24 @@
           <w:szCs w:val="28"/>
         </w:rPr>
         <w:tab/>
-        <w:t xml:space="preserve">выполнению каждого требования относящегося к интерфейсу системы; </w:t>
+      </w:r>
+      <w:proofErr w:type="gramStart"/>
+      <w:r>
+        <w:rPr>
+          <w:rFonts w:ascii="Times New Roman" w:hAnsi="Times New Roman" w:cs="Times New Roman"/>
+          <w:sz w:val="24"/>
+          <w:szCs w:val="28"/>
+        </w:rPr>
+        <w:t>выполнению каждого требования</w:t>
+      </w:r>
+      <w:proofErr w:type="gramEnd"/>
+      <w:r>
+        <w:rPr>
+          <w:rFonts w:ascii="Times New Roman" w:hAnsi="Times New Roman" w:cs="Times New Roman"/>
+          <w:sz w:val="24"/>
+          <w:szCs w:val="28"/>
+        </w:rPr>
+        <w:t xml:space="preserve"> относящегося к интерфейсу системы; </w:t>
       </w:r>
     </w:p>
     <w:p>
@@ -5604,7 +5729,26 @@
                 <w:sz w:val="20"/>
                 <w:highlight w:val="yellow"/>
               </w:rPr>
-              <w:t>"09" февраля 2023 г.</w:t>
+              <w:t>"09" февраля 20</w:t>
+            </w:r>
+            <w:r>
+              <w:rPr>
+                <w:b/>
+                <w:color w:val="auto"/>
+                <w:sz w:val="20"/>
+                <w:highlight w:val="yellow"/>
+                <w:lang w:val="en-US"/>
+              </w:rPr>
+              <w:t>24</w:t>
+            </w:r>
+            <w:r>
+              <w:rPr>
+                <w:b/>
+                <w:color w:val="auto"/>
+                <w:sz w:val="20"/>
+                <w:highlight w:val="yellow"/>
+              </w:rPr>
+              <w:t xml:space="preserve"> г.</w:t>
             </w:r>
           </w:p>
           <w:p>
@@ -5739,7 +5883,26 @@
                 <w:sz w:val="20"/>
                 <w:highlight w:val="yellow"/>
               </w:rPr>
-              <w:t xml:space="preserve">"09" февраля 2023 г </w:t>
+              <w:t>"09" февраля 202</w:t>
+            </w:r>
+            <w:r>
+              <w:rPr>
+                <w:b/>
+                <w:color w:val="auto"/>
+                <w:sz w:val="20"/>
+                <w:highlight w:val="yellow"/>
+                <w:lang w:val="en-US"/>
+              </w:rPr>
+              <w:t>4</w:t>
+            </w:r>
+            <w:r>
+              <w:rPr>
+                <w:b/>
+                <w:color w:val="auto"/>
+                <w:sz w:val="20"/>
+                <w:highlight w:val="yellow"/>
+              </w:rPr>
+              <w:t xml:space="preserve"> г </w:t>
             </w:r>
           </w:p>
         </w:tc>
@@ -5768,7 +5931,7 @@
 </file>
 
 <file path=word/endnotes.xml><?xml version="1.0" encoding="utf-8"?>
-<w:endnotes xmlns:wpc="http://schemas.microsoft.com/office/word/2010/wordprocessingCanvas" xmlns:cx="http://schemas.microsoft.com/office/drawing/2014/chartex" xmlns:mc="http://schemas.openxmlformats.org/markup-compatibility/2006" xmlns:o="urn:schemas-microsoft-com:office:office" xmlns:r="http://schemas.openxmlformats.org/officeDocument/2006/relationships" xmlns:m="http://schemas.openxmlformats.org/officeDocument/2006/math" xmlns:v="urn:schemas-microsoft-com:vml" xmlns:wp14="http://schemas.microsoft.com/office/word/2010/wordprocessingDrawing" xmlns:wp="http://schemas.openxmlformats.org/drawingml/2006/wordprocessingDrawing" xmlns:w10="urn:schemas-microsoft-com:office:word" xmlns:w="http://schemas.openxmlformats.org/wordprocessingml/2006/main" xmlns:w14="http://schemas.microsoft.com/office/word/2010/wordml" xmlns:w15="http://schemas.microsoft.com/office/word/2012/wordml" xmlns:w16se="http://schemas.microsoft.com/office/word/2015/wordml/symex" xmlns:wpg="http://schemas.microsoft.com/office/word/2010/wordprocessingGroup" xmlns:wpi="http://schemas.microsoft.com/office/word/2010/wordprocessingInk" xmlns:wne="http://schemas.microsoft.com/office/word/2006/wordml" xmlns:wps="http://schemas.microsoft.com/office/word/2010/wordprocessingShape" mc:Ignorable="w14 w15 w16se wp14">
+<w:endnotes xmlns:wpc="http://schemas.microsoft.com/office/word/2010/wordprocessingCanvas" xmlns:cx="http://schemas.microsoft.com/office/drawing/2014/chartex" xmlns:cx1="http://schemas.microsoft.com/office/drawing/2015/9/8/chartex" xmlns:cx2="http://schemas.microsoft.com/office/drawing/2015/10/21/chartex" xmlns:cx3="http://schemas.microsoft.com/office/drawing/2016/5/9/chartex" xmlns:cx4="http://schemas.microsoft.com/office/drawing/2016/5/10/chartex" xmlns:cx5="http://schemas.microsoft.com/office/drawing/2016/5/11/chartex" xmlns:cx6="http://schemas.microsoft.com/office/drawing/2016/5/12/chartex" xmlns:cx7="http://schemas.microsoft.com/office/drawing/2016/5/13/chartex" xmlns:cx8="http://schemas.microsoft.com/office/drawing/2016/5/14/chartex" xmlns:mc="http://schemas.openxmlformats.org/markup-compatibility/2006" xmlns:aink="http://schemas.microsoft.com/office/drawing/2016/ink" xmlns:am3d="http://schemas.microsoft.com/office/drawing/2017/model3d" xmlns:o="urn:schemas-microsoft-com:office:office" xmlns:r="http://schemas.openxmlformats.org/officeDocument/2006/relationships" xmlns:m="http://schemas.openxmlformats.org/officeDocument/2006/math" xmlns:v="urn:schemas-microsoft-com:vml" xmlns:wp14="http://schemas.microsoft.com/office/word/2010/wordprocessingDrawing" xmlns:wp="http://schemas.openxmlformats.org/drawingml/2006/wordprocessingDrawing" xmlns:w10="urn:schemas-microsoft-com:office:word" xmlns:w="http://schemas.openxmlformats.org/wordprocessingml/2006/main" xmlns:w14="http://schemas.microsoft.com/office/word/2010/wordml" xmlns:w15="http://schemas.microsoft.com/office/word/2012/wordml" xmlns:w16cex="http://schemas.microsoft.com/office/word/2018/wordml/cex" xmlns:w16cid="http://schemas.microsoft.com/office/word/2016/wordml/cid" xmlns:w16="http://schemas.microsoft.com/office/word/2018/wordml" xmlns:w16sdtdh="http://schemas.microsoft.com/office/word/2020/wordml/sdtdatahash" xmlns:w16se="http://schemas.microsoft.com/office/word/2015/wordml/symex" xmlns:wpg="http://schemas.microsoft.com/office/word/2010/wordprocessingGroup" xmlns:wpi="http://schemas.microsoft.com/office/word/2010/wordprocessingInk" xmlns:wne="http://schemas.microsoft.com/office/word/2006/wordml" xmlns:wps="http://schemas.microsoft.com/office/word/2010/wordprocessingShape" mc:Ignorable="w14 w15 w16se w16cid w16 w16cex w16sdtdh wp14">
   <w:endnote w:type="separator" w:id="-1">
     <w:p>
       <w:pPr>
@@ -5793,7 +5956,7 @@
 </file>
 
 <file path=word/footnotes.xml><?xml version="1.0" encoding="utf-8"?>
-<w:footnotes xmlns:wpc="http://schemas.microsoft.com/office/word/2010/wordprocessingCanvas" xmlns:cx="http://schemas.microsoft.com/office/drawing/2014/chartex" xmlns:mc="http://schemas.openxmlformats.org/markup-compatibility/2006" xmlns:o="urn:schemas-microsoft-com:office:office" xmlns:r="http://schemas.openxmlformats.org/officeDocument/2006/relationships" xmlns:m="http://schemas.openxmlformats.org/officeDocument/2006/math" xmlns:v="urn:schemas-microsoft-com:vml" xmlns:wp14="http://schemas.microsoft.com/office/word/2010/wordprocessingDrawing" xmlns:wp="http://schemas.openxmlformats.org/drawingml/2006/wordprocessingDrawing" xmlns:w10="urn:schemas-microsoft-com:office:word" xmlns:w="http://schemas.openxmlformats.org/wordprocessingml/2006/main" xmlns:w14="http://schemas.microsoft.com/office/word/2010/wordml" xmlns:w15="http://schemas.microsoft.com/office/word/2012/wordml" xmlns:w16se="http://schemas.microsoft.com/office/word/2015/wordml/symex" xmlns:wpg="http://schemas.microsoft.com/office/word/2010/wordprocessingGroup" xmlns:wpi="http://schemas.microsoft.com/office/word/2010/wordprocessingInk" xmlns:wne="http://schemas.microsoft.com/office/word/2006/wordml" xmlns:wps="http://schemas.microsoft.com/office/word/2010/wordprocessingShape" mc:Ignorable="w14 w15 w16se wp14">
+<w:footnotes xmlns:wpc="http://schemas.microsoft.com/office/word/2010/wordprocessingCanvas" xmlns:cx="http://schemas.microsoft.com/office/drawing/2014/chartex" xmlns:cx1="http://schemas.microsoft.com/office/drawing/2015/9/8/chartex" xmlns:cx2="http://schemas.microsoft.com/office/drawing/2015/10/21/chartex" xmlns:cx3="http://schemas.microsoft.com/office/drawing/2016/5/9/chartex" xmlns:cx4="http://schemas.microsoft.com/office/drawing/2016/5/10/chartex" xmlns:cx5="http://schemas.microsoft.com/office/drawing/2016/5/11/chartex" xmlns:cx6="http://schemas.microsoft.com/office/drawing/2016/5/12/chartex" xmlns:cx7="http://schemas.microsoft.com/office/drawing/2016/5/13/chartex" xmlns:cx8="http://schemas.microsoft.com/office/drawing/2016/5/14/chartex" xmlns:mc="http://schemas.openxmlformats.org/markup-compatibility/2006" xmlns:aink="http://schemas.microsoft.com/office/drawing/2016/ink" xmlns:am3d="http://schemas.microsoft.com/office/drawing/2017/model3d" xmlns:o="urn:schemas-microsoft-com:office:office" xmlns:r="http://schemas.openxmlformats.org/officeDocument/2006/relationships" xmlns:m="http://schemas.openxmlformats.org/officeDocument/2006/math" xmlns:v="urn:schemas-microsoft-com:vml" xmlns:wp14="http://schemas.microsoft.com/office/word/2010/wordprocessingDrawing" xmlns:wp="http://schemas.openxmlformats.org/drawingml/2006/wordprocessingDrawing" xmlns:w10="urn:schemas-microsoft-com:office:word" xmlns:w="http://schemas.openxmlformats.org/wordprocessingml/2006/main" xmlns:w14="http://schemas.microsoft.com/office/word/2010/wordml" xmlns:w15="http://schemas.microsoft.com/office/word/2012/wordml" xmlns:w16cex="http://schemas.microsoft.com/office/word/2018/wordml/cex" xmlns:w16cid="http://schemas.microsoft.com/office/word/2016/wordml/cid" xmlns:w16="http://schemas.microsoft.com/office/word/2018/wordml" xmlns:w16sdtdh="http://schemas.microsoft.com/office/word/2020/wordml/sdtdatahash" xmlns:w16se="http://schemas.microsoft.com/office/word/2015/wordml/symex" xmlns:wpg="http://schemas.microsoft.com/office/word/2010/wordprocessingGroup" xmlns:wpi="http://schemas.microsoft.com/office/word/2010/wordprocessingInk" xmlns:wne="http://schemas.microsoft.com/office/word/2006/wordml" xmlns:wps="http://schemas.microsoft.com/office/word/2010/wordprocessingShape" mc:Ignorable="w14 w15 w16se w16cid w16 w16cex w16sdtdh wp14">
   <w:footnote w:type="separator" w:id="-1">
     <w:p>
       <w:pPr>
@@ -5818,7 +5981,7 @@
 </file>
 
 <file path=word/numbering.xml><?xml version="1.0" encoding="utf-8"?>
-<w:numbering xmlns:wpc="http://schemas.microsoft.com/office/word/2010/wordprocessingCanvas" xmlns:cx="http://schemas.microsoft.com/office/drawing/2014/chartex" xmlns:mc="http://schemas.openxmlformats.org/markup-compatibility/2006" xmlns:o="urn:schemas-microsoft-com:office:office" xmlns:r="http://schemas.openxmlformats.org/officeDocument/2006/relationships" xmlns:m="http://schemas.openxmlformats.org/officeDocument/2006/math" xmlns:v="urn:schemas-microsoft-com:vml" xmlns:wp14="http://schemas.microsoft.com/office/word/2010/wordprocessingDrawing" xmlns:wp="http://schemas.openxmlformats.org/drawingml/2006/wordprocessingDrawing" xmlns:w10="urn:schemas-microsoft-com:office:word" xmlns:w="http://schemas.openxmlformats.org/wordprocessingml/2006/main" xmlns:w14="http://schemas.microsoft.com/office/word/2010/wordml" xmlns:w15="http://schemas.microsoft.com/office/word/2012/wordml" xmlns:w16se="http://schemas.microsoft.com/office/word/2015/wordml/symex" xmlns:wpg="http://schemas.microsoft.com/office/word/2010/wordprocessingGroup" xmlns:wpi="http://schemas.microsoft.com/office/word/2010/wordprocessingInk" xmlns:wne="http://schemas.microsoft.com/office/word/2006/wordml" xmlns:wps="http://schemas.microsoft.com/office/word/2010/wordprocessingShape" mc:Ignorable="w14 w15 w16se wp14">
+<w:numbering xmlns:wpc="http://schemas.microsoft.com/office/word/2010/wordprocessingCanvas" xmlns:cx="http://schemas.microsoft.com/office/drawing/2014/chartex" xmlns:cx1="http://schemas.microsoft.com/office/drawing/2015/9/8/chartex" xmlns:cx2="http://schemas.microsoft.com/office/drawing/2015/10/21/chartex" xmlns:cx3="http://schemas.microsoft.com/office/drawing/2016/5/9/chartex" xmlns:cx4="http://schemas.microsoft.com/office/drawing/2016/5/10/chartex" xmlns:cx5="http://schemas.microsoft.com/office/drawing/2016/5/11/chartex" xmlns:cx6="http://schemas.microsoft.com/office/drawing/2016/5/12/chartex" xmlns:cx7="http://schemas.microsoft.com/office/drawing/2016/5/13/chartex" xmlns:cx8="http://schemas.microsoft.com/office/drawing/2016/5/14/chartex" xmlns:mc="http://schemas.openxmlformats.org/markup-compatibility/2006" xmlns:aink="http://schemas.microsoft.com/office/drawing/2016/ink" xmlns:am3d="http://schemas.microsoft.com/office/drawing/2017/model3d" xmlns:o="urn:schemas-microsoft-com:office:office" xmlns:r="http://schemas.openxmlformats.org/officeDocument/2006/relationships" xmlns:m="http://schemas.openxmlformats.org/officeDocument/2006/math" xmlns:v="urn:schemas-microsoft-com:vml" xmlns:wp14="http://schemas.microsoft.com/office/word/2010/wordprocessingDrawing" xmlns:wp="http://schemas.openxmlformats.org/drawingml/2006/wordprocessingDrawing" xmlns:w10="urn:schemas-microsoft-com:office:word" xmlns:w="http://schemas.openxmlformats.org/wordprocessingml/2006/main" xmlns:w14="http://schemas.microsoft.com/office/word/2010/wordml" xmlns:w15="http://schemas.microsoft.com/office/word/2012/wordml" xmlns:w16cex="http://schemas.microsoft.com/office/word/2018/wordml/cex" xmlns:w16cid="http://schemas.microsoft.com/office/word/2016/wordml/cid" xmlns:w16="http://schemas.microsoft.com/office/word/2018/wordml" xmlns:w16sdtdh="http://schemas.microsoft.com/office/word/2020/wordml/sdtdatahash" xmlns:w16se="http://schemas.microsoft.com/office/word/2015/wordml/symex" xmlns:wpg="http://schemas.microsoft.com/office/word/2010/wordprocessingGroup" xmlns:wpi="http://schemas.microsoft.com/office/word/2010/wordprocessingInk" xmlns:wne="http://schemas.microsoft.com/office/word/2006/wordml" xmlns:wps="http://schemas.microsoft.com/office/word/2010/wordprocessingShape" mc:Ignorable="w14 w15 w16se w16cid w16 w16cex w16sdtdh wp14">
   <w:abstractNum w:abstractNumId="0" w15:restartNumberingAfterBreak="0">
     <w:nsid w:val="077E1B8C"/>
     <w:multiLevelType w:val="multilevel"/>
@@ -8824,7 +8987,7 @@
 </file>
 
 <file path=word/styles.xml><?xml version="1.0" encoding="utf-8"?>
-<w:styles xmlns:mc="http://schemas.openxmlformats.org/markup-compatibility/2006" xmlns:r="http://schemas.openxmlformats.org/officeDocument/2006/relationships" xmlns:w="http://schemas.openxmlformats.org/wordprocessingml/2006/main" xmlns:w14="http://schemas.microsoft.com/office/word/2010/wordml" xmlns:w15="http://schemas.microsoft.com/office/word/2012/wordml" xmlns:w16se="http://schemas.microsoft.com/office/word/2015/wordml/symex" mc:Ignorable="w14 w15 w16se">
+<w:styles xmlns:mc="http://schemas.openxmlformats.org/markup-compatibility/2006" xmlns:r="http://schemas.openxmlformats.org/officeDocument/2006/relationships" xmlns:w="http://schemas.openxmlformats.org/wordprocessingml/2006/main" xmlns:w14="http://schemas.microsoft.com/office/word/2010/wordml" xmlns:w15="http://schemas.microsoft.com/office/word/2012/wordml" xmlns:w16cex="http://schemas.microsoft.com/office/word/2018/wordml/cex" xmlns:w16cid="http://schemas.microsoft.com/office/word/2016/wordml/cid" xmlns:w16="http://schemas.microsoft.com/office/word/2018/wordml" xmlns:w16sdtdh="http://schemas.microsoft.com/office/word/2020/wordml/sdtdatahash" xmlns:w16se="http://schemas.microsoft.com/office/word/2015/wordml/symex" mc:Ignorable="w14 w15 w16se w16cid w16 w16cex w16sdtdh">
   <w:docDefaults>
     <w:rPrDefault>
       <w:rPr>
@@ -8840,7 +9003,7 @@
       </w:pPr>
     </w:pPrDefault>
   </w:docDefaults>
-  <w:latentStyles w:defLockedState="0" w:defUIPriority="99" w:defSemiHidden="0" w:defUnhideWhenUsed="0" w:defQFormat="0" w:count="371">
+  <w:latentStyles w:defLockedState="0" w:defUIPriority="99" w:defSemiHidden="0" w:defUnhideWhenUsed="0" w:defQFormat="0" w:count="376">
     <w:lsdException w:name="Normal" w:uiPriority="0" w:qFormat="1"/>
     <w:lsdException w:name="heading 1" w:uiPriority="9" w:qFormat="1"/>
     <w:lsdException w:name="heading 2" w:semiHidden="1" w:uiPriority="0" w:unhideWhenUsed="1" w:qFormat="1"/>
@@ -8946,7 +9109,6 @@
     <w:lsdException w:name="HTML Sample" w:semiHidden="1" w:unhideWhenUsed="1"/>
     <w:lsdException w:name="HTML Typewriter" w:semiHidden="1" w:unhideWhenUsed="1"/>
     <w:lsdException w:name="HTML Variable" w:semiHidden="1" w:unhideWhenUsed="1"/>
-    <w:lsdException w:name="Normal Table" w:semiHidden="1" w:unhideWhenUsed="1"/>
     <w:lsdException w:name="annotation subject" w:semiHidden="1" w:unhideWhenUsed="1"/>
     <w:lsdException w:name="No List" w:semiHidden="1" w:unhideWhenUsed="1"/>
     <w:lsdException w:name="Outline List 1" w:semiHidden="1" w:unhideWhenUsed="1"/>
@@ -8989,11 +9151,8 @@
     <w:lsdException w:name="Table Contemporary" w:semiHidden="1" w:unhideWhenUsed="1"/>
     <w:lsdException w:name="Table Elegant" w:semiHidden="1" w:unhideWhenUsed="1"/>
     <w:lsdException w:name="Table Professional" w:semiHidden="1" w:unhideWhenUsed="1"/>
-    <w:lsdException w:name="Table Subtle 1" w:semiHidden="1" w:unhideWhenUsed="1"/>
     <w:lsdException w:name="Table Subtle 2" w:semiHidden="1" w:unhideWhenUsed="1"/>
     <w:lsdException w:name="Table Web 1" w:semiHidden="1" w:unhideWhenUsed="1"/>
-    <w:lsdException w:name="Table Web 2" w:semiHidden="1" w:unhideWhenUsed="1"/>
-    <w:lsdException w:name="Table Web 3" w:semiHidden="1" w:unhideWhenUsed="1"/>
     <w:lsdException w:name="Balloon Text" w:semiHidden="1" w:unhideWhenUsed="1"/>
     <w:lsdException w:name="Table Grid" w:uiPriority="59"/>
     <w:lsdException w:name="Table Theme" w:semiHidden="1" w:unhideWhenUsed="1"/>
@@ -9212,6 +9371,11 @@
     <w:lsdException w:name="List Table 5 Dark Accent 6" w:uiPriority="50"/>
     <w:lsdException w:name="List Table 6 Colorful Accent 6" w:uiPriority="51"/>
     <w:lsdException w:name="List Table 7 Colorful Accent 6" w:uiPriority="52"/>
+    <w:lsdException w:name="Mention" w:semiHidden="1" w:unhideWhenUsed="1"/>
+    <w:lsdException w:name="Smart Hyperlink" w:semiHidden="1" w:unhideWhenUsed="1"/>
+    <w:lsdException w:name="Hashtag" w:semiHidden="1" w:unhideWhenUsed="1"/>
+    <w:lsdException w:name="Unresolved Mention" w:semiHidden="1" w:unhideWhenUsed="1"/>
+    <w:lsdException w:name="Smart Link" w:semiHidden="1" w:unhideWhenUsed="1"/>
   </w:latentStyles>
   <w:style w:type="paragraph" w:default="1" w:styleId="a">
     <w:name w:val="Normal"/>
